--- a/무이성형외과_블로그초안_나이대별성형_리라이트.docx
+++ b/무이성형외과_블로그초안_나이대별성형_리라이트.docx
@@ -14,7 +14,7 @@
           <w:color w:val="8A8178"/>
           <w:sz w:val="21"/>
         </w:rPr>
-        <w:t>무이성형외과 · 「성형학개론」 영상 기반 — 나이대별 성형 (리라이트 v2)</w:t>
+        <w:t>무이성형외과 · 「성형학개론」 영상 기반 — 나이대별 성형 (리라이트 v3, 문체 교정판)</w:t>
       </w:r>
     </w:p>
     <w:p>
@@ -82,7 +82,7 @@
           <w:color w:val="8A8178"/>
           <w:sz w:val="19"/>
         </w:rPr>
-        <w:t>검색결과에서 잘리지 않는 길이(30자 내). '나에게 맞는 ~ 찾는 법'은 이 블로그 1,138회 글의 검증된 제목 패턴. 예비 제목: 「20대 30대 40대 성형, 나이대별로 순서 정하는 법」</w:t>
+        <w:t>30자 내(검색결과 미절단). '나에게 맞는 ~ 찾는 법'은 이 블로그 1,138회 글의 검증 패턴. 예비: 「20대 30대 40대 성형, 나이대별로 순서 정하는 법」</w:t>
       </w:r>
     </w:p>
     <w:p>
@@ -193,7 +193,7 @@
           <w:color w:val="33302C"/>
           <w:sz w:val="22"/>
         </w:rPr>
-        <w:t>상담실에서 정말 자주 듣는 고민이에요. 가만히 들어보면 부위가 고민이 아니라, 순서가 고민이신 거거든요.</w:t>
+        <w:t>상담실에서 정말 자주 듣는 이야기입니다. 가만히 들어보면 부위가 고민이 아니라, '순서'가 고민이신 분들이 생각보다 많거든요.</w:t>
       </w:r>
     </w:p>
     <w:p>
@@ -208,7 +208,7 @@
           <w:color w:val="33302C"/>
           <w:sz w:val="22"/>
         </w:rPr>
-        <w:t>결론부터 말씀드리면, 나이대별 성형에 정해진 정답표는 없습니다. 다만 상담실에서 보면 나이대마다 고민의 중심이 옮겨가는 흐름은 분명히 있어요. 10대와 20대는 눈, 20대 후반부터는 윤곽과 재수술, 40대 이후로는 눈꺼풀과 처짐. 이 흐름을 지도처럼 펼쳐놓고 보면, 지금 내 나이에서 뭘 먼저 봐야 할지 감이 잡히실 거예요.</w:t>
+        <w:t>결론부터 말씀드리면, 나이대별 성형에 정해진 정답표는 없습니다. 다만 나이대마다 고민의 중심이 옮겨가는 흐름은 분명히 있어서, 이 지도를 알고 나면 지금 내 나이에서 뭘 먼저 봐야 할지 훨씬 선명해져요.</w:t>
       </w:r>
     </w:p>
     <w:p>
@@ -223,7 +223,7 @@
           <w:color w:val="33302C"/>
           <w:sz w:val="22"/>
         </w:rPr>
-        <w:t>오늘은 원장님이 상담실에서 직접 봐온 나이대별 흐름을 영상 내용 그대로 풀어드릴게요. 개인의 경험을 바탕으로 정리한 이야기라, 사람마다 순서와 필요는 얼마든지 다를 수 있다는 점은 먼저 말씀드립니다.</w:t>
+        <w:t>오늘은 유일무이한 아름다움, 무이성형외과✨에서 10대부터 50대까지 나이대별 성형 고민이 어떻게 달라지는지, 솔직하게 풀어드릴게요.</w:t>
       </w:r>
     </w:p>
     <w:p>
@@ -238,7 +238,7 @@
           <w:color w:val="9A7A4E"/>
           <w:sz w:val="20"/>
         </w:rPr>
-        <w:t>[영상 캡처 — 0:15  원장이 화이트보드에 남녀 나이대별 표를 그려놓고 설명을 시작하는 장면]</w:t>
+        <w:t>[영상 캡처 — 0:15  화이트보드에 남녀 나이대별 표를 그려놓고 설명을 시작하는 장면]</w:t>
       </w:r>
     </w:p>
     <w:p>
@@ -283,7 +283,7 @@
           <w:color w:val="33302C"/>
           <w:sz w:val="22"/>
         </w:rPr>
-        <w:t>먼저 전체 그림부터 보여드릴게요. 아래 표는 상담실에서 관찰되는 '관심의 중심'이지, 권장 순서표가 아니에요.</w:t>
+        <w:t>먼저 전체 지도부터 펼쳐볼게요. 아래 표는 상담실에서 보이는 '관심의 중심'을 정리한 것이지, 권장 순서표가 아니라는 점만 기억해 주세요. 사람마다 순서는 얼마든지 달라질 수 있으니까요.</w:t>
       </w:r>
     </w:p>
     <w:tbl>
@@ -416,7 +416,7 @@
                 <w:color w:val="33302C"/>
                 <w:sz w:val="20"/>
               </w:rPr>
-              <w:t>관심 자체가 아직 적은 시기</w:t>
+              <w:t>아직 관심이 적은 시기</w:t>
             </w:r>
           </w:p>
         </w:tc>
@@ -458,7 +458,7 @@
                 <w:color w:val="33302C"/>
                 <w:sz w:val="20"/>
               </w:rPr>
-              <w:t>눈 구체화(재교정 요구), 사각턱 보톡스</w:t>
+              <w:t>눈 구체화, 사각턱 보톡스</w:t>
             </w:r>
           </w:p>
         </w:tc>
@@ -520,7 +520,7 @@
                 <w:color w:val="33302C"/>
                 <w:sz w:val="20"/>
               </w:rPr>
-              <w:t>윤곽 첫 수술 + 쌍꺼풀 재수술, 시술 병행 시작</w:t>
+              <w:t>윤곽 첫 수술 + 쌍꺼풀 재수술, 시술 병행</w:t>
             </w:r>
           </w:p>
         </w:tc>
@@ -602,7 +602,7 @@
                 <w:color w:val="33302C"/>
                 <w:sz w:val="20"/>
               </w:rPr>
-              <w:t>50대에 상안검, 하안검, 거상 (가족과 함께)</w:t>
+              <w:t>50대에 상안검, 하안검, 거상</w:t>
             </w:r>
           </w:p>
         </w:tc>
@@ -650,7 +650,7 @@
           <w:color w:val="33302C"/>
           <w:sz w:val="22"/>
         </w:rPr>
-        <w:t>여성분들은 청소년기부터 이미 고민이 시작돼요. 친구들끼리 거울을 보면서 "너는 이 쌍꺼풀이 어울린다", "너는 여기를 해야 하는 거 아니냐" 같은 이야기, 다들 한 번쯤 해보셨을 거예요. 그래서 10대는 눈에 대한 관심이 가장 큽니다.</w:t>
+        <w:t>여성분들은 사실 청소년기부터 고민이 시작됩니다. 친구들끼리 거울을 보면서 "너는 쌍꺼풀 있는 게 어울린다", "너는 여기만 하면 되겠다" 같은 얘기, 다들 한 번쯤 해보셨을 거예요. 그래서 10대는 눈에 대한 관심이 가장 큽니다.</w:t>
       </w:r>
     </w:p>
     <w:p>
@@ -665,7 +665,7 @@
           <w:color w:val="33302C"/>
           <w:sz w:val="22"/>
         </w:rPr>
-        <w:t>한 발 더 나간 친구들은 코까지 봐요. 면봉으로 콧대를 눌러보면서 서로 봐주기도 하고요. 일부는 이때부터 사각턱이나 광대 같은 얼굴형 이야기를 시작합니다.</w:t>
+        <w:t>한 발 더 나간 친구들은 코까지 봐요. 면봉으로 콧대를 눌러보면서 서로 봐주기도 하고요. 일부는 이때부터 사각턱이나 광대 같은 얼굴형 고민을 시작합니다.</w:t>
       </w:r>
     </w:p>
     <w:p>
@@ -710,7 +710,7 @@
           <w:color w:val="33302C"/>
           <w:sz w:val="22"/>
         </w:rPr>
-        <w:t>재밌는 건, 이 시기에 이미 본인이 답을 알고 있다는 거예요. 내가 눈이 문제인지, 코인지, 광대나 사각턱인지. 그래서 상담을 와서 새로 발견하기보다, 확인받으러 오시는 경우가 훨씬 많습니다. 혹시 지금 마음속에 짚이는 부위가 있으시다면, 아마 그게 맞을 거예요.</w:t>
+        <w:t>재밌는 건, 이 시기에 이미 본인이 답을 알고 있다는 거예요. 내가 눈이 문제인지, 코인지, 광대나 사각턱인지. 그래서 상담은 새로 발견하는 자리라기보다 확인받는 자리에 가깝습니다. 혹시 지금 마음속에 짚이는 부위가 있으시다면, 아마 그게 정답일 가능성이 높아요.</w:t>
       </w:r>
     </w:p>
     <w:p>
@@ -725,7 +725,7 @@
           <w:color w:val="33302C"/>
           <w:sz w:val="22"/>
         </w:rPr>
-        <w:t>20대가 되면 큰 틀은 그대로인데 결이 달라져요. 화장이라는 무기가 생기거든요. 셰딩으로 얼굴형을 보완하고, 아이라인으로 눈매를 잡고요. 그래서 요구가 훨씬 구체적으로 바뀝니다. "아이라인이 지워지니까 쌍꺼풀을 조금 키우고 싶어요", "눈밑을 정돈하고 싶어요" 같은 식으로요.</w:t>
+        <w:t>20대가 되면 큰 틀은 그대로인데 결이 달라집니다. 화장이라는 무기가 생기거든요. 셰딩으로 얼굴형을 보완하고, 아이라인으로 눈매를 잡고요. 그래서 원하는 것도 훨씬 구체적으로 바뀝니다. "아이라인이 지워지니까 쌍꺼풀을 조금 키우고 싶어요", "눈밑을 정돈하고 싶어요" 같은 식으로요.</w:t>
       </w:r>
     </w:p>
     <w:p>
@@ -755,7 +755,7 @@
           <w:color w:val="33302C"/>
           <w:sz w:val="22"/>
         </w:rPr>
-        <w:t>얼굴형 쪽은 사각턱 보톡스를 이미 맞아보신 분들이 많아요. 보톡스로 한계가 느껴지면 그때부터 윤곽 성형을 고민하기 시작하고, 사각턱과 함께 광대도 같이 보게 됩니다. 실제로 윤곽 상담을 가장 많이 오시는 시기가 20대 후반에서 30대예요.</w:t>
+        <w:t>얼굴형 쪽은 사각턱 보톡스를 이미 맞아보신 분들이 많습니다. 보톡스로 한계가 느껴지면 그때부터 윤곽 성형을 고민하기 시작하고, 사각턱과 함께 광대도 같이 보게 되죠. 실제로 윤곽 상담을 가장 많이 오시는 시기가 20대 후반에서 30대예요.</w:t>
       </w:r>
     </w:p>
     <w:p>
@@ -815,7 +815,7 @@
           <w:color w:val="33302C"/>
           <w:sz w:val="22"/>
         </w:rPr>
-        <w:t>그래서 이 시기 상담은 조합이 독특해요. 윤곽은 처음인데, 눈은 재수술. 이런 분들이 정말 많습니다. 경제적으로 여유가 생기면서 울쎄라나 써마지 같은 시술 정보도 이미 다 알고 오시고요. 수술과 시술을 함께 저울질하기 시작하는 시기라고 보시면 돼요.</w:t>
+        <w:t>그래서 이 시기 상담은 조합이 독특해요. 윤곽은 처음인데, 눈은 재수술. 이런 분들이 정말 많습니다. 경제적으로 여유가 생기면서 울쎄라나 써마지 같은 시술 정보도 이미 알고 오시는 경우가 많고요. 수술과 시술을 함께 저울질하기 시작하는 시기라고 보시면 됩니다.</w:t>
       </w:r>
     </w:p>
     <w:p>
@@ -890,7 +890,7 @@
           <w:color w:val="33302C"/>
           <w:sz w:val="22"/>
         </w:rPr>
-        <w:t>계기는 대체로 비슷해요. 울쎄라나 써마지를 300샷 정도 받을 때는 변화가 느껴졌는데, 몇 년 지나 600샷, 800샷을 해도 예전 같지 않다고 느껴지는 순간이 오거든요. 그때 흉터 걱정과 함께 수술적인 방법을 처음 고민하게 됩니다.</w:t>
+        <w:t>계기는 대체로 비슷합니다. 울쎄라나 써마지를 300샷 정도 받을 때는 변화가 느껴졌는데, 몇 년 지나 600샷, 800샷을 해도 예전 같지 않다고 느껴지는 순간이 오거든요. 그때 흉터 걱정과 함께 수술적인 방법을 처음 고민하게 됩니다.</w:t>
       </w:r>
     </w:p>
     <w:p>
@@ -905,7 +905,7 @@
           <w:color w:val="33302C"/>
           <w:sz w:val="22"/>
         </w:rPr>
-        <w:t>혹시 지금 '시술을 해도 예전만큼 달라지지 않는다'고 느끼고 계시다면, 그게 하나의 신호일 수 있어요. 여기서부터는 관리라는 관점에서 길게 보셔야 하는 시기입니다.</w:t>
+        <w:t>혹시 '시술을 해도 예전만큼 달라지지 않네' 싶으시다면, 그게 하나의 신호일 수 있어요. 여기서부터는 한 번에 끝내는 게 아니라, 관리라는 관점에서 길게 보셔야 하는 시기입니다.</w:t>
       </w:r>
     </w:p>
     <w:p>
@@ -980,7 +980,7 @@
           <w:color w:val="33302C"/>
           <w:sz w:val="22"/>
         </w:rPr>
-        <w:t>이때 나오는 이야기가 무쌍 성형, 눈매교정, 코, 그리고 얼굴 크기 정리예요. 특징이 하나 있다면 주변 피드백에 굉장히 민감하다는 점입니다. 여성분들은 원하는 방향을 밀고 가시는 편인데, 남성분들은 "그렇게 하면 별로다" 한마디에 방향을 바꾸시는 경우가 많아요.</w:t>
+        <w:t>이때 나오는 이야기가 무쌍 성형, 눈매교정, 코, 그리고 얼굴 크기 정리예요. 특징이 하나 있다면 주변 피드백에 굉장히 민감하다는 점입니다. 여성분들은 원하는 방향을 밀고 가시는 편인데, 남성분들은 "그렇게 하면 별로다" 한마디에 방향을 바꾸시는 경우가 많거든요.</w:t>
       </w:r>
     </w:p>
     <w:p>
@@ -995,7 +995,7 @@
           <w:color w:val="33302C"/>
           <w:sz w:val="22"/>
         </w:rPr>
-        <w:t>30대에는 오히려 조용해집니다. 결혼을 바라보는 시기가 되면서 외모 고민의 비중이 줄어들거든요. 이 시기 남성 상담은 배우자나 여자친구를 따라왔다가 "제 눈밑도 좀 어두운가요?" 하고 물어보시는 형태가 대부분이에요.</w:t>
+        <w:t>30대에는 오히려 조용해집니다. 결혼을 바라보는 시기가 되면서 외모 고민의 비중이 줄어들어요. 이 시기 남성 상담은 배우자나 여자친구를 따라왔다가 "제 눈밑도 좀 어두운가요?" 하고 물어보시는 형태가 대부분입니다.</w:t>
       </w:r>
     </w:p>
     <w:p>
@@ -1040,7 +1040,7 @@
           <w:color w:val="33302C"/>
           <w:sz w:val="22"/>
         </w:rPr>
-        <w:t>그리고 50대에 다시 등장합니다. 상안검, 하안검, 거상이 함께 언급되는데, 배우자분과 함께 오셔서 상담받는 형태가 흔해요. 결정도 빠른 편입니다. 방향이 잡히면 오래 고민하지 않고 진행하시는 분들이 많고, 회복 과정을 감수하면서 관리하시는 남성분들도 요즘은 꽤 늘었습니다.</w:t>
+        <w:t>그리고 50대에 다시 등장합니다. 상안검, 하안검, 거상이 함께 언급되는데, 배우자분과 함께 오셔서 상담받는 형태가 흔해요. 결정도 빠른 편입니다. 방향이 잡히면 오래 고민하지 않고 진행하시고, 회복 과정을 감수하면서 관리하시는 남성분들도 요즘은 꽤 늘었습니다.</w:t>
       </w:r>
     </w:p>
     <w:p>
@@ -1165,7 +1165,7 @@
           <w:color w:val="33302C"/>
           <w:sz w:val="22"/>
         </w:rPr>
-        <w:t>나이대별 흐름은 어디까지나 경향이에요. 개인의 뼈 구조와 피부 상태, 이전 수술 이력에 따라 필요한 방법과 시기는 완전히 달라집니다. 특히 재수술이 포함되거나 눈꺼풀, 처짐이 얽힌 경우에는 진찰과 검사 없이 순서를 정하기 어려워요. 그래서 순서를 정하는 일도 결국, 정확한 진단에서 시작됩니다.</w:t>
+        <w:t>나이대별 흐름은 어디까지나 경향이에요. 개인의 뼈 구조와 피부 상태, 이전 수술 이력에 따라 필요한 방법과 시기는 완전히 달라집니다. 특히 재수술이 포함되거나 눈꺼풀, 처짐이 얽힌 경우에는 진찰과 검사 없이 순서를 정하기 어려워요. 그래서 순서를 정하는 일도 결국, 정확한 진단이 먼저입니다.</w:t>
       </w:r>
     </w:p>
     <w:p>
@@ -1230,7 +1230,7 @@
           <w:color w:val="33302C"/>
           <w:sz w:val="22"/>
         </w:rPr>
-        <w:t>정해진 표는 없어요. 다만 상담 현장에서는 눈, 윤곽과 재수술, 눈꺼풀과 처짐 순으로 관심이 옮겨가는 경향이 관찰됩니다. 순서는 지금 본인이 가장 불편하게 느끼는 부위를 기준으로 잡으시는 게 현실적입니다.</w:t>
+        <w:t>정해진 표는 없어요. 다만 상담 현장에서는 눈, 윤곽과 재수술, 눈꺼풀과 처짐 순으로 관심이 옮겨가는 경향이 있습니다. 순서는 지금 본인이 가장 불편하게 느끼는 부위를 기준으로 잡으시는 게 현실적이에요.</w:t>
       </w:r>
     </w:p>
     <w:p>
@@ -1410,7 +1410,7 @@
           <w:color w:val="33302C"/>
           <w:sz w:val="22"/>
         </w:rPr>
-        <w:t>나이대별 성형은 '몇 살에 뭘 해야 한다'의 문제가 아니라, '지금 내가 어디에서 불편함을 느끼고 있는가'의 문제예요.</w:t>
+        <w:t>나이대별 성형은 '몇 살에 뭘 해야 한다'의 문제가 아니라, '지금 내가 어디에서 불편함을 느끼고 있는가'의 문제입니다.</w:t>
       </w:r>
     </w:p>
     <w:p>
@@ -1425,7 +1425,7 @@
           <w:color w:val="33302C"/>
           <w:sz w:val="22"/>
         </w:rPr>
-        <w:t>10대와 20대는 눈, 20대 후반부터는 윤곽과 재수술, 40대 이후로는 눈꺼풀과 처짐. 이 흐름은 참고용 지도일 뿐이고, 실제 순서는 내 얼굴을 정확히 본 뒤에 정해집니다.</w:t>
+        <w:t>10대와 20대는 눈, 20대 후반부터는 윤곽과 재수술, 40대 이후로는 눈꺼풀과 처짐. 이 흐름은 참고용 지도일 뿐이고, 실제 순서는 내 얼굴을 정확히 본 뒤에 정해져요.</w:t>
       </w:r>
     </w:p>
     <w:p>
@@ -1440,7 +1440,22 @@
           <w:color w:val="33302C"/>
           <w:sz w:val="22"/>
         </w:rPr>
-        <w:t>무이성형외과에서는 특정 부위만 따로 보지 않고, 얼굴 전체 비율과 이전 수술 이력, 지금의 피부 상태까지 함께 확인한 뒤 우선순위를 정리해 드려요. 혼자 순서를 고민하고 계셨다면, 진찰과 상담부터 시작해 보시길 권해드립니다.</w:t>
+        <w:t>지금 어디부터 시작해야 할지 고민이시라면, 혼자 순서를 정하려 하지 마시고 정확한 진단으로 나에게 맞는 우선순위를 확인해 보시길 바랍니다.</w:t>
+      </w:r>
+    </w:p>
+    <w:p>
+      <w:pPr>
+        <w:spacing w:before="60" w:after="140" w:line="360" w:lineRule="auto"/>
+      </w:pPr>
+      <w:r>
+        <w:rPr>
+          <w:rFonts w:ascii="Malgun Gothic" w:hAnsi="Malgun Gothic" w:eastAsia="Malgun Gothic"/>
+          <w:b w:val="0"/>
+          <w:i w:val="0"/>
+          <w:color w:val="33302C"/>
+          <w:sz w:val="22"/>
+        </w:rPr>
+        <w:t>무이성형외과에서는 특정 부위만 따로 보지 않고, 얼굴 전체 비율과 이전 수술 이력, 지금의 피부 상태까지 함께 확인한 뒤 우선순위를 정리해 드립니다.</w:t>
       </w:r>
     </w:p>
     <w:p>
@@ -2293,7 +2308,7 @@
           <w:color w:val="B08A5E"/>
           <w:sz w:val="24"/>
         </w:rPr>
-        <w:t>리라이트 메모</w:t>
+        <w:t>v3 문체 교정 메모</w:t>
       </w:r>
     </w:p>
     <w:p>
@@ -2309,7 +2324,7 @@
           <w:color w:val="33302C"/>
           <w:sz w:val="22"/>
         </w:rPr>
-        <w:t>'비용은 누가 내는지' 섹션 삭제 — 검색 가치 없음 + 10대 아르바이트 언급은 의료광고 정서상 위험</w:t>
+        <w:t>인트로에 시그니처 복원: '오늘은 유일무이한 아름다움, 무이성형외과✨에서 ~ 솔직하게 풀어드릴게요' (107회 글과 동일 공식)</w:t>
       </w:r>
     </w:p>
     <w:p>
@@ -2325,7 +2340,7 @@
           <w:color w:val="33302C"/>
           <w:sz w:val="22"/>
         </w:rPr>
-        <w:t>관찰 보고 톤('~가 관찰됩니다', '인상적인 건')을 독자 직접 호명 톤('혹시 지금 ~하고 계시다면')으로 전환</w:t>
+        <w:t>'원장님이 ~ 풀어드릴게요' 3인칭 서술, '영상 내용 그대로' 같은 작업 지시문 흔적 전부 제거</w:t>
       </w:r>
     </w:p>
     <w:p>
@@ -2341,7 +2356,7 @@
           <w:color w:val="33302C"/>
           <w:sz w:val="22"/>
         </w:rPr>
-        <w:t>나이대별 지도 표 신설(체류시간·가독성), 영상 임베드 위치 명시, 기존 글 3건 내부 링크(허브 글 전략)</w:t>
+        <w:t>면책 문구를 인트로에서 빼고 표 안내('권장 순서표가 아니라는 점만')와 '다만' 섹션으로 자연스럽게 분산</w:t>
       </w:r>
     </w:p>
     <w:p>
@@ -2357,7 +2372,23 @@
           <w:color w:val="33302C"/>
           <w:sz w:val="22"/>
         </w:rPr>
-        <w:t>제목 33자 → 30자 내로 압축, 1,138회 글의 '나에게 맞는 ~ 찾는 법' 패턴 유지</w:t>
+        <w:t>종결어미 리듬 교정: ~거든요 / ~예요 / ~하죠 / ~보시면 됩니다 (기준 글 224333520810 패턴)</w:t>
+      </w:r>
+    </w:p>
+    <w:p>
+      <w:pPr>
+        <w:pStyle w:val="ListBullet"/>
+        <w:spacing w:before="20" w:after="60" w:line="336" w:lineRule="auto"/>
+      </w:pPr>
+      <w:r>
+        <w:rPr>
+          <w:rFonts w:ascii="Malgun Gothic" w:hAnsi="Malgun Gothic" w:eastAsia="Malgun Gothic"/>
+          <w:b w:val="0"/>
+          <w:i w:val="0"/>
+          <w:color w:val="33302C"/>
+          <w:sz w:val="22"/>
+        </w:rPr>
+        <w:t>정리하면: '혼자 ~하지 마시고 → 무이성형외과에서는' 마무리 공식 복원</w:t>
       </w:r>
     </w:p>
     <w:sectPr>
